--- a/state-vignettes/new_hampshire_highway_report.docx
+++ b/state-vignettes/new_hampshire_highway_report.docx
@@ -10,12 +10,12 @@
         <w:rPr>
           <w:color w:val="FF5500"/>
         </w:rPr>
-        <w:t>New Hampshire Ranks 13th in the Nation in Highway Performance and Cost-Effectiveness</w:t>
+        <w:t>New Hampshire Ranks 12th in the Nation in Highway Performance and Cost-Effectiveness</w:t>
       </w:r>
     </w:p>
     <w:p>
       <w:r>
-        <w:t>New Hampshire’s highway system ranks 13th in the nation in overall cost-effectiveness and condition.</w:t>
+        <w:t>New Hampshire’s highway system ranks 12th in the nation in overall cost-effectiveness and condition.</w:t>
       </w:r>
     </w:p>
     <w:p>
@@ -25,42 +25,42 @@
     </w:p>
     <w:p>
       <w:r>
-        <w:t>In safety and condition categories, New Hampshire’s highways rank 1st in urban Interstate pavement condition, 5th in rural Interstate pavement condition, 8th in urban arterial pavement condition, 14th in rural arterial pavement condition, 34th in structurally deficient bridges, 4th in urban fatality rate, and 9th in rural fatality rate.</w:t>
+        <w:t>In safety and condition categories, New Hampshire’s highways rank 1st in urban Interstate pavement condition, 3rd in rural Interstate pavement condition, 10th in urban arterial pavement condition, 9th in rural arterial pavement condition, 34th in structurally deficient bridges, 14th in urban fatality rate, and 16th in rural fatality rate.</w:t>
       </w:r>
     </w:p>
     <w:p>
       <w:r>
-        <w:t>New Hampshire ranks 32nd out of the 50 states in traffic congestion, and its drivers spend 25.59 hours a year stuck in traffic congestion.</w:t>
+        <w:t>New Hampshire ranks 31st out of the 50 states in traffic congestion, and its drivers spend 25.33 hours a year stuck in traffic congestion.</w:t>
       </w:r>
     </w:p>
     <w:p>
       <w:r>
-        <w:t>In spending and cost-effectiveness, New Hampshire ranks 18th in capital and bridge disbursements, which are the costs of building new roads and bridges and widening existing ones. New Hampshire ranks 27th in maintenance spending, such as the costs of repaving roads and filling in potholes. New Hampshire’s administrative disbursements, including office spending that doesn’t make its way to roads, rank 45th nationwide.</w:t>
+        <w:t>In spending and cost-effectiveness, New Hampshire ranks 15th in capital and bridge disbursements, which are the costs of building new roads and bridges and widening existing ones. New Hampshire ranks 36th in maintenance spending, such as the costs of repaving roads and filling in potholes. New Hampshire’s administrative disbursements, including office spending that doesn’t make its way to roads, rank 44th nationwide.</w:t>
       </w:r>
     </w:p>
     <w:p>
       <w:r>
-        <w:t>Compared to last year, New Hampshire has the following notable changes in rankings: Rural Other Principal Arterial Pavement Condition improved by 5 points, from 19 to 14; Rural Fatality Rate improved by 10 points, from 19 to 9; Capital &amp; Bridge Disbursements worsened by 9 points, from 9 to 18; Other Disbursements improved by 24 points, from 44 to 20; Overall improved by 6 points, from 19 to 13.</w:t>
+        <w:t>Compared to last year, New Hampshire has the following notable changes in rankings: Maintenance Disbursements worsened by 9 points, from 27 to 36; Rural Other Principal Arterial Pavement Condition improved by 5 points, from 14 to 9; Rural Fatality Rate worsened by 7 points, from 9 to 16; Urban Fatality Rate worsened by 10 points, from 4 to 14.</w:t>
       </w:r>
     </w:p>
     <w:p>
       <w:r>
-        <w:t>Compared to neighboring and nearby states, New Hampshire’s overall highway performance is worse than Connecticut (7th); better than Vermont (38th) and Maine (16th).</w:t>
+        <w:t>Compared to neighboring and nearby states, New Hampshire’s overall highway performance is worse than Connecticut (9th); better than Vermont (40th) and Maine (18th).</w:t>
       </w:r>
     </w:p>
     <w:p>
       <w:r>
-        <w:t>Comparing its overall performance to similarly populated states, New Hampshire ranks better than West Virginia (30th) and Montana (22nd).</w:t>
+        <w:t>Comparing its overall performance to similarly populated states, New Hampshire ranks better than West Virginia (32nd) and Montana (25th).</w:t>
       </w:r>
     </w:p>
     <w:p>
       <w:r>
-        <w:t>New Hampshire’s highway system ranks 13th out of 50 states overall this year, compared to 19th last year.</w:t>
+        <w:t>New Hampshire’s highway system ranks 12th out of 50 states overall this year, compared to 13th last year.</w:t>
       </w:r>
     </w:p>
     <w:p>
       <w:r>
-        <w:t>“In terms of improving in the road condition and performance categories, New Hampshire should focus on reducing Administrative Disbursements and Structurally Deficient Bridges. New Hampshire’s rank of 45th in Administrative Disbursements makes it one of the worst in the nation for this safety metric,” said Baruch Feigenbaum, lead author of the 29th Annual Highway Report and senior managing director of transportation policy at Reason Foundation.</w:t>
+        <w:t>“In terms of improving in the road condition and performance categories, New Hampshire should focus on reducing Administrative Disbursements and Maintenance Disbursements. New Hampshire’s rank of 44th in Administrative Disbursements makes it one of the worst in the nation for this safety metric,” said Baruch Feigenbaum, lead author of the 30th Annual Highway Report and senior managing director of transportation policy at Reason Foundation.</w:t>
       </w:r>
     </w:p>
     <w:p>
@@ -70,7 +70,7 @@
           <w:color w:val="FF5500"/>
           <w:sz w:val="28"/>
         </w:rPr>
-        <w:t>NEW HAMPSHIRE’S RANKINGS IN THE 29TH ANNUAL HIGHWAY REPORT</w:t>
+        <w:t>NEW HAMPSHIRE’S RANKINGS IN THE 30TH ANNUAL HIGHWAY REPORT</w:t>
       </w:r>
     </w:p>
     <w:tbl>
@@ -148,7 +148,7 @@
               <w:rPr>
                 <w:sz w:val="20"/>
               </w:rPr>
-              <w:t>13</w:t>
+              <w:t>12</w:t>
             </w:r>
           </w:p>
         </w:tc>
@@ -179,7 +179,7 @@
               <w:rPr>
                 <w:sz w:val="20"/>
               </w:rPr>
-              <w:t>18</w:t>
+              <w:t>15</w:t>
             </w:r>
           </w:p>
         </w:tc>
@@ -212,7 +212,7 @@
               <w:rPr>
                 <w:sz w:val="20"/>
               </w:rPr>
-              <w:t>27</w:t>
+              <w:t>36</w:t>
             </w:r>
           </w:p>
         </w:tc>
@@ -243,7 +243,7 @@
               <w:rPr>
                 <w:sz w:val="20"/>
               </w:rPr>
-              <w:t>45</w:t>
+              <w:t>44</w:t>
             </w:r>
           </w:p>
         </w:tc>
@@ -276,7 +276,7 @@
               <w:rPr>
                 <w:sz w:val="20"/>
               </w:rPr>
-              <w:t>20</w:t>
+              <w:t>19</w:t>
             </w:r>
           </w:p>
         </w:tc>
@@ -307,7 +307,7 @@
               <w:rPr>
                 <w:sz w:val="20"/>
               </w:rPr>
-              <w:t>5</w:t>
+              <w:t>3</w:t>
             </w:r>
           </w:p>
         </w:tc>
@@ -340,7 +340,7 @@
               <w:rPr>
                 <w:sz w:val="20"/>
               </w:rPr>
-              <w:t>14</w:t>
+              <w:t>9</w:t>
             </w:r>
           </w:p>
         </w:tc>
@@ -404,7 +404,7 @@
               <w:rPr>
                 <w:sz w:val="20"/>
               </w:rPr>
-              <w:t>8</w:t>
+              <w:t>10</w:t>
             </w:r>
           </w:p>
         </w:tc>
@@ -435,7 +435,7 @@
               <w:rPr>
                 <w:sz w:val="20"/>
               </w:rPr>
-              <w:t>32</w:t>
+              <w:t>31</w:t>
             </w:r>
           </w:p>
         </w:tc>
@@ -499,7 +499,7 @@
               <w:rPr>
                 <w:sz w:val="20"/>
               </w:rPr>
-              <w:t>9</w:t>
+              <w:t>16</w:t>
             </w:r>
           </w:p>
         </w:tc>
@@ -532,7 +532,7 @@
               <w:rPr>
                 <w:sz w:val="20"/>
               </w:rPr>
-              <w:t>4</w:t>
+              <w:t>14</w:t>
             </w:r>
           </w:p>
         </w:tc>
@@ -563,7 +563,7 @@
               <w:rPr>
                 <w:sz w:val="20"/>
               </w:rPr>
-              <w:t>17</w:t>
+              <w:t>16</w:t>
             </w:r>
           </w:p>
         </w:tc>
@@ -572,12 +572,12 @@
     <w:p>
       <w:r>
         <w:br/>
-        <w:t>Reason Foundation’s 29th Annual Highway Report measures the condition and cost- effectiveness of state-controlled highways in 13 categories, including pavement and bridge conditions, traffic fatalities, and spending. In the performance categories, ranking first implies the state has the best or lowest fatality rate and its road pavement is in the best condition. A ranking of 50th in performance categories means the state has the worst fatality rates or pavement conditions. In simplified terms, in the cost-effectiveness categories, a rank of 50 means the state spends more money, and a first-place ranking means the state spends less money than other states in that category.</w:t>
+        <w:t>Reason Foundation’s 30th Annual Highway Report measures the condition and cost-effectiveness of state-controlled highways in 13 categories, including pavement and bridge conditions, traffic fatalities, and spending. In the performance categories, ranking first implies the state has the best or lowest fatality rate and its road pavement is in the best condition. A ranking of 50th in performance categories means the state has the worst fatality rates or pavement conditions. In simplified terms, in the cost-effectiveness categories, a rank of 50 means the state spends more money, and a first-place ranking means the state spends less money than other states in that category.</w:t>
       </w:r>
     </w:p>
     <w:p>
       <w:r>
-        <w:t>The report’s data are primarily information each state directly reported to the Federal Highway Administration for 2023. Better Roads and Bridges provides the deficient bridge data, and INRIX.com provides the traffic congestion data.</w:t>
+        <w:t>The report’s data are primarily information each state directly reported to the Federal Highway Administration for 2024. Better Roads and Bridges provides the deficient bridge data, and INRIX.com provides the traffic congestion data.</w:t>
       </w:r>
     </w:p>
     <w:sectPr>
